--- a/pr-preview/pr-423/chapters/word-choice.docx
+++ b/pr-preview/pr-423/chapters/word-choice.docx
@@ -15,7 +15,7 @@
         <w:pStyle w:val="Date"/>
       </w:pPr>
       <w:r>
-        <w:t xml:space="preserve">Last modified: 2026-10-29 14:29:02 (PDT)</w:t>
+        <w:t xml:space="preserve">Last modified: 2026-10-29 14:36:23 (PDT)</w:t>
       </w:r>
     </w:p>
     <w:tbl>
@@ -2917,13 +2917,840 @@
       </w:r>
     </w:p>
     <w:bookmarkEnd w:id="34"/>
-    <w:bookmarkStart w:id="37" w:name="minimize-unnecessary-jargon"/>
+    <w:bookmarkStart w:id="36" w:name="X1149ca6d49e4375cc24b5014956e62ef92d54a6"/>
     <w:p>
       <w:pPr>
         <w:pStyle w:val="Heading2"/>
       </w:pPr>
       <w:r>
-        <w:t xml:space="preserve">8 Minimize unnecessary jargon</w:t>
+        <w:t xml:space="preserve">8 Refer to a place in the document by its label</w:t>
+      </w:r>
+    </w:p>
+    <w:p>
+      <w:pPr>
+        <w:pStyle w:val="FirstParagraph"/>
+      </w:pPr>
+      <w:r>
+        <w:t xml:space="preserve">Do not use</w:t>
+      </w:r>
+      <w:r>
+        <w:t xml:space="preserve"> </w:t>
+      </w:r>
+      <w:r>
+        <w:t xml:space="preserve">“above”</w:t>
+      </w:r>
+      <w:r>
+        <w:t xml:space="preserve"> </w:t>
+      </w:r>
+      <w:r>
+        <w:t xml:space="preserve">or</w:t>
+      </w:r>
+      <w:r>
+        <w:t xml:space="preserve"> </w:t>
+      </w:r>
+      <w:r>
+        <w:t xml:space="preserve">“below”</w:t>
+      </w:r>
+      <w:r>
+        <w:t xml:space="preserve"> </w:t>
+      </w:r>
+      <w:r>
+        <w:t xml:space="preserve">for a position in a document.</w:t>
+      </w:r>
+      <w:r>
+        <w:t xml:space="preserve"> </w:t>
+      </w:r>
+      <w:r>
+        <w:t xml:space="preserve">The same source renders as a web page, a slide deck and a handout,</w:t>
+      </w:r>
+      <w:r>
+        <w:t xml:space="preserve"> </w:t>
+      </w:r>
+      <w:r>
+        <w:t xml:space="preserve">and each format orders and breaks the content differently,</w:t>
+      </w:r>
+      <w:r>
+        <w:t xml:space="preserve"> </w:t>
+      </w:r>
+      <w:r>
+        <w:t xml:space="preserve">so</w:t>
+      </w:r>
+      <w:r>
+        <w:t xml:space="preserve"> </w:t>
+      </w:r>
+      <w:r>
+        <w:t xml:space="preserve">“above”</w:t>
+      </w:r>
+      <w:r>
+        <w:t xml:space="preserve"> </w:t>
+      </w:r>
+      <w:r>
+        <w:t xml:space="preserve">can point at nothing, or at the wrong thing.</w:t>
+      </w:r>
+      <w:r>
+        <w:t xml:space="preserve"> </w:t>
+      </w:r>
+      <w:r>
+        <w:t xml:space="preserve">Style guides advise</w:t>
+      </w:r>
+      <w:r>
+        <w:t xml:space="preserve"> </w:t>
+      </w:r>
+      <w:r>
+        <w:t xml:space="preserve">“earlier”</w:t>
+      </w:r>
+      <w:r>
+        <w:t xml:space="preserve"> </w:t>
+      </w:r>
+      <w:r>
+        <w:t xml:space="preserve">or</w:t>
+      </w:r>
+      <w:r>
+        <w:t xml:space="preserve"> </w:t>
+      </w:r>
+      <w:r>
+        <w:t xml:space="preserve">“preceding”</w:t>
+      </w:r>
+      <w:r>
+        <w:t xml:space="preserve"> </w:t>
+      </w:r>
+      <w:r>
+        <w:t xml:space="preserve">and</w:t>
+      </w:r>
+      <w:r>
+        <w:t xml:space="preserve"> </w:t>
+      </w:r>
+      <w:r>
+        <w:t xml:space="preserve">“later”</w:t>
+      </w:r>
+      <w:r>
+        <w:t xml:space="preserve"> </w:t>
+      </w:r>
+      <w:r>
+        <w:t xml:space="preserve">or</w:t>
+      </w:r>
+      <w:r>
+        <w:t xml:space="preserve"> </w:t>
+      </w:r>
+      <w:r>
+        <w:t xml:space="preserve">“following”</w:t>
+      </w:r>
+      <w:r>
+        <w:t xml:space="preserve"> </w:t>
+      </w:r>
+      <w:r>
+        <w:t xml:space="preserve">for a position in a document</w:t>
+      </w:r>
+      <w:r>
+        <w:t xml:space="preserve"> </w:t>
+      </w:r>
+      <w:r>
+        <w:t xml:space="preserve">(Google, n.d., entry</w:t>
+      </w:r>
+      <w:r>
+        <w:t xml:space="preserve"> </w:t>
+      </w:r>
+      <w:r>
+        <w:t xml:space="preserve">“above”</w:t>
+      </w:r>
+      <w:r>
+        <w:t xml:space="preserve">; Google, n.d., entry</w:t>
+      </w:r>
+      <w:r>
+        <w:t xml:space="preserve"> </w:t>
+      </w:r>
+      <w:r>
+        <w:t xml:space="preserve">“below”</w:t>
+      </w:r>
+      <w:r>
+        <w:t xml:space="preserve">)</w:t>
+      </w:r>
+      <w:r>
+        <w:t xml:space="preserve">.</w:t>
+      </w:r>
+      <w:r>
+        <w:t xml:space="preserve"> </w:t>
+      </w:r>
+      <w:r>
+        <w:t xml:space="preserve">Prefer the label of the result, figure, table or section,</w:t>
+      </w:r>
+      <w:r>
+        <w:t xml:space="preserve"> </w:t>
+      </w:r>
+      <w:r>
+        <w:t xml:space="preserve">because a label tells the reader what to find</w:t>
+      </w:r>
+      <w:r>
+        <w:t xml:space="preserve"> </w:t>
+      </w:r>
+      <w:r>
+        <w:t xml:space="preserve">and survives a reordering.</w:t>
+      </w:r>
+    </w:p>
+    <w:bookmarkStart w:id="35" w:name="exm-position-words"/>
+    <w:p>
+      <w:pPr>
+        <w:pStyle w:val="BodyText"/>
+      </w:pPr>
+      <w:r>
+        <w:rPr>
+          <w:b/>
+          <w:bCs/>
+        </w:rPr>
+        <w:t xml:space="preserve">Example 3 (Replacing</w:t>
+      </w:r>
+      <w:r>
+        <w:rPr>
+          <w:b/>
+          <w:bCs/>
+        </w:rPr>
+        <w:t xml:space="preserve"> </w:t>
+      </w:r>
+      <w:r>
+        <w:rPr>
+          <w:b/>
+          <w:bCs/>
+        </w:rPr>
+        <w:t xml:space="preserve">“above”</w:t>
+      </w:r>
+      <w:r>
+        <w:rPr>
+          <w:b/>
+          <w:bCs/>
+        </w:rPr>
+        <w:t xml:space="preserve"> </w:t>
+      </w:r>
+      <w:r>
+        <w:rPr>
+          <w:b/>
+          <w:bCs/>
+        </w:rPr>
+        <w:t xml:space="preserve">with a label)</w:t>
+      </w:r>
+      <w:r>
+        <w:t xml:space="preserve"> </w:t>
+      </w:r>
+      <w:r>
+        <w:t xml:space="preserve"> </w:t>
+      </w:r>
+    </w:p>
+    <w:p>
+      <w:pPr>
+        <w:pStyle w:val="BlockText"/>
+      </w:pPr>
+      <w:r>
+        <w:t xml:space="preserve">❌ The next figure draws the fits behind the table above.</w:t>
+      </w:r>
+    </w:p>
+    <w:p>
+      <w:pPr>
+        <w:pStyle w:val="BlockText"/>
+      </w:pPr>
+      <w:r>
+        <w:t xml:space="preserve">✅ The next figure draws the fits behind</w:t>
+      </w:r>
+      <w:r>
+        <w:t xml:space="preserve"> </w:t>
+      </w:r>
+      <w:r>
+        <w:rPr>
+          <w:rStyle w:val="VerbatimChar"/>
+        </w:rPr>
+        <w:t xml:space="preserve">@tbl-fits</w:t>
+      </w:r>
+      <w:r>
+        <w:t xml:space="preserve">.</w:t>
+      </w:r>
+    </w:p>
+    <w:p>
+      <w:pPr>
+        <w:pStyle w:val="FirstParagraph"/>
+      </w:pPr>
+      <w:r>
+        <w:t xml:space="preserve">The rewrite needs a label on the table,</w:t>
+      </w:r>
+      <w:r>
+        <w:t xml:space="preserve"> </w:t>
+      </w:r>
+      <w:r>
+        <w:t xml:space="preserve">so labeling it is part of the fix.</w:t>
+      </w:r>
+      <w:r>
+        <w:t xml:space="preserve"> </w:t>
+      </w:r>
+      <w:r>
+        <w:t xml:space="preserve">Quarto renders</w:t>
+      </w:r>
+      <w:r>
+        <w:t xml:space="preserve"> </w:t>
+      </w:r>
+      <w:r>
+        <w:rPr>
+          <w:rStyle w:val="VerbatimChar"/>
+        </w:rPr>
+        <w:t xml:space="preserve">@tbl-fits</w:t>
+      </w:r>
+      <w:r>
+        <w:t xml:space="preserve"> </w:t>
+      </w:r>
+      <w:r>
+        <w:t xml:space="preserve">as</w:t>
+      </w:r>
+      <w:r>
+        <w:t xml:space="preserve"> </w:t>
+      </w:r>
+      <w:r>
+        <w:t xml:space="preserve">“Table 2”</w:t>
+      </w:r>
+      <w:r>
+        <w:t xml:space="preserve">,</w:t>
+      </w:r>
+      <w:r>
+        <w:t xml:space="preserve"> </w:t>
+      </w:r>
+      <w:r>
+        <w:t xml:space="preserve">and the number follows the table when the page changes.</w:t>
+      </w:r>
+      <w:r>
+        <w:t xml:space="preserve"> </w:t>
+      </w:r>
+      <w:r>
+        <w:t xml:space="preserve">A comparison, such as</w:t>
+      </w:r>
+      <w:r>
+        <w:t xml:space="preserve"> </w:t>
+      </w:r>
+      <w:r>
+        <w:t xml:space="preserve">“a value above the threshold”</w:t>
+      </w:r>
+      <w:r>
+        <w:t xml:space="preserve">,</w:t>
+      </w:r>
+      <w:r>
+        <w:t xml:space="preserve"> </w:t>
+      </w:r>
+      <w:r>
+        <w:t xml:space="preserve">does not refer to a position in the document and is fine.</w:t>
+      </w:r>
+    </w:p>
+    <w:bookmarkEnd w:id="35"/>
+    <w:bookmarkEnd w:id="36"/>
+    <w:bookmarkStart w:id="37" w:name="X212ba9c0ec5aa092dffa1fb69c052daae98fcd9"/>
+    <w:p>
+      <w:pPr>
+        <w:pStyle w:val="Heading2"/>
+      </w:pPr>
+      <w:r>
+        <w:t xml:space="preserve">9 Leave out words that judge difficulty or add nothing</w:t>
+      </w:r>
+    </w:p>
+    <w:p>
+      <w:pPr>
+        <w:pStyle w:val="FirstParagraph"/>
+      </w:pPr>
+      <w:r>
+        <w:t xml:space="preserve">“Just”</w:t>
+      </w:r>
+      <w:r>
+        <w:t xml:space="preserve"> </w:t>
+      </w:r>
+      <w:r>
+        <w:t xml:space="preserve">and</w:t>
+      </w:r>
+      <w:r>
+        <w:t xml:space="preserve"> </w:t>
+      </w:r>
+      <w:r>
+        <w:t xml:space="preserve">“easy”</w:t>
+      </w:r>
+      <w:r>
+        <w:t xml:space="preserve"> </w:t>
+      </w:r>
+      <w:r>
+        <w:t xml:space="preserve">(</w:t>
+      </w:r>
+      <w:r>
+        <w:t xml:space="preserve">“easily”</w:t>
+      </w:r>
+      <w:r>
+        <w:t xml:space="preserve">) rarely carry meaning.</w:t>
+      </w:r>
+      <w:r>
+        <w:t xml:space="preserve"> </w:t>
+      </w:r>
+      <w:r>
+        <w:t xml:space="preserve">The Google style guide says</w:t>
+      </w:r>
+      <w:r>
+        <w:t xml:space="preserve"> </w:t>
+      </w:r>
+      <w:r>
+        <w:t xml:space="preserve">“just”</w:t>
+      </w:r>
+      <w:r>
+        <w:t xml:space="preserve"> </w:t>
+      </w:r>
+      <w:r>
+        <w:t xml:space="preserve">is</w:t>
+      </w:r>
+      <w:r>
+        <w:t xml:space="preserve"> </w:t>
+      </w:r>
+      <w:r>
+        <w:t xml:space="preserve">“a filler word that you can delete without affecting your meaning”</w:t>
+      </w:r>
+      <w:r>
+        <w:t xml:space="preserve"> </w:t>
+      </w:r>
+      <w:r>
+        <w:t xml:space="preserve">and says to try eliminating</w:t>
+      </w:r>
+      <w:r>
+        <w:t xml:space="preserve"> </w:t>
+      </w:r>
+      <w:r>
+        <w:t xml:space="preserve">“easy”</w:t>
+      </w:r>
+      <w:r>
+        <w:t xml:space="preserve"> </w:t>
+      </w:r>
+      <w:r>
+        <w:t xml:space="preserve">and</w:t>
+      </w:r>
+      <w:r>
+        <w:t xml:space="preserve"> </w:t>
+      </w:r>
+      <w:r>
+        <w:t xml:space="preserve">“easily”</w:t>
+      </w:r>
+      <w:r>
+        <w:t xml:space="preserve"> </w:t>
+      </w:r>
+      <w:r>
+        <w:t xml:space="preserve">“because usually the same meaning can be conveyed without”</w:t>
+      </w:r>
+      <w:r>
+        <w:t xml:space="preserve"> </w:t>
+      </w:r>
+      <w:r>
+        <w:t xml:space="preserve">them</w:t>
+      </w:r>
+      <w:r>
+        <w:t xml:space="preserve"> </w:t>
+      </w:r>
+      <w:r>
+        <w:t xml:space="preserve">(Google, n.d., entries</w:t>
+      </w:r>
+      <w:r>
+        <w:t xml:space="preserve"> </w:t>
+      </w:r>
+      <w:r>
+        <w:t xml:space="preserve">“just”</w:t>
+      </w:r>
+      <w:r>
+        <w:t xml:space="preserve"> </w:t>
+      </w:r>
+      <w:r>
+        <w:t xml:space="preserve">and</w:t>
+      </w:r>
+      <w:r>
+        <w:t xml:space="preserve"> </w:t>
+      </w:r>
+      <w:r>
+        <w:t xml:space="preserve">“easy, easily”</w:t>
+      </w:r>
+      <w:r>
+        <w:t xml:space="preserve">)</w:t>
+      </w:r>
+      <w:r>
+        <w:t xml:space="preserve">.</w:t>
+      </w:r>
+      <w:r>
+        <w:t xml:space="preserve"> </w:t>
+      </w:r>
+      <w:r>
+        <w:t xml:space="preserve">“Easy”</w:t>
+      </w:r>
+      <w:r>
+        <w:t xml:space="preserve"> </w:t>
+      </w:r>
+      <w:r>
+        <w:t xml:space="preserve">also judges the reader:</w:t>
+      </w:r>
+      <w:r>
+        <w:t xml:space="preserve"> </w:t>
+      </w:r>
+      <w:r>
+        <w:t xml:space="preserve">a reader who finds the step hard is told the difficulty is their own.</w:t>
+      </w:r>
+      <w:r>
+        <w:t xml:space="preserve"> </w:t>
+      </w:r>
+      <w:hyperlink r:id="rId24">
+        <w:r>
+          <w:rPr>
+            <w:rStyle w:val="Hyperlink"/>
+          </w:rPr>
+          <w:t xml:space="preserve">Do not substitute flippancy for support</w:t>
+        </w:r>
+      </w:hyperlink>
+      <w:r>
+        <w:t xml:space="preserve"> </w:t>
+      </w:r>
+      <w:r>
+        <w:t xml:space="preserve">covers the same problem for</w:t>
+      </w:r>
+      <w:r>
+        <w:t xml:space="preserve"> </w:t>
+      </w:r>
+      <w:r>
+        <w:t xml:space="preserve">“obvious”</w:t>
+      </w:r>
+      <w:r>
+        <w:t xml:space="preserve"> </w:t>
+      </w:r>
+      <w:r>
+        <w:t xml:space="preserve">and</w:t>
+      </w:r>
+      <w:r>
+        <w:t xml:space="preserve"> </w:t>
+      </w:r>
+      <w:r>
+        <w:t xml:space="preserve">“clearly”</w:t>
+      </w:r>
+      <w:r>
+        <w:t xml:space="preserve">.</w:t>
+      </w:r>
+    </w:p>
+    <w:p>
+      <w:pPr>
+        <w:pStyle w:val="BodyText"/>
+      </w:pPr>
+      <w:r>
+        <w:t xml:space="preserve">Keep the word when it carries meaning.</w:t>
+      </w:r>
+      <w:r>
+        <w:t xml:space="preserve"> </w:t>
+      </w:r>
+      <w:r>
+        <w:t xml:space="preserve">“Just before the loop ends”</w:t>
+      </w:r>
+      <w:r>
+        <w:t xml:space="preserve"> </w:t>
+      </w:r>
+      <w:r>
+        <w:t xml:space="preserve">states a position in time,</w:t>
+      </w:r>
+      <w:r>
+        <w:t xml:space="preserve"> </w:t>
+      </w:r>
+      <w:r>
+        <w:t xml:space="preserve">and deleting</w:t>
+      </w:r>
+      <w:r>
+        <w:t xml:space="preserve"> </w:t>
+      </w:r>
+      <w:r>
+        <w:t xml:space="preserve">“just”</w:t>
+      </w:r>
+      <w:r>
+        <w:t xml:space="preserve"> </w:t>
+      </w:r>
+      <w:r>
+        <w:t xml:space="preserve">changes it.</w:t>
+      </w:r>
+    </w:p>
+    <w:bookmarkEnd w:id="37"/>
+    <w:bookmarkStart w:id="40" w:name="X49b806fcb01140a547354f51de69b452814bc12"/>
+    <w:p>
+      <w:pPr>
+        <w:pStyle w:val="Heading2"/>
+      </w:pPr>
+      <w:r>
+        <w:t xml:space="preserve">10 Give a date or a version instead of a time-relative word</w:t>
+      </w:r>
+    </w:p>
+    <w:p>
+      <w:pPr>
+        <w:pStyle w:val="FirstParagraph"/>
+      </w:pPr>
+      <w:r>
+        <w:t xml:space="preserve">Do not write</w:t>
+      </w:r>
+      <w:r>
+        <w:t xml:space="preserve"> </w:t>
+      </w:r>
+      <w:r>
+        <w:t xml:space="preserve">“now”</w:t>
+      </w:r>
+      <w:r>
+        <w:t xml:space="preserve">,</w:t>
+      </w:r>
+      <w:r>
+        <w:t xml:space="preserve"> </w:t>
+      </w:r>
+      <w:r>
+        <w:t xml:space="preserve">“new”</w:t>
+      </w:r>
+      <w:r>
+        <w:t xml:space="preserve"> </w:t>
+      </w:r>
+      <w:r>
+        <w:t xml:space="preserve">or</w:t>
+      </w:r>
+      <w:r>
+        <w:t xml:space="preserve"> </w:t>
+      </w:r>
+      <w:r>
+        <w:t xml:space="preserve">“currently”</w:t>
+      </w:r>
+      <w:r>
+        <w:t xml:space="preserve"> </w:t>
+      </w:r>
+      <w:r>
+        <w:t xml:space="preserve">for a state that will change.</w:t>
+      </w:r>
+      <w:r>
+        <w:t xml:space="preserve"> </w:t>
+      </w:r>
+      <w:r>
+        <w:t xml:space="preserve">The Google style guide says these words</w:t>
+      </w:r>
+      <w:r>
+        <w:t xml:space="preserve"> </w:t>
+      </w:r>
+      <w:r>
+        <w:t xml:space="preserve">“can render such documentation inaccurate, outdated, or unmeaningful”</w:t>
+      </w:r>
+      <w:r>
+        <w:t xml:space="preserve"> </w:t>
+      </w:r>
+      <w:r>
+        <w:t xml:space="preserve">(Google, n.d.,</w:t>
+      </w:r>
+      <w:r>
+        <w:t xml:space="preserve"> </w:t>
+      </w:r>
+      <w:r>
+        <w:t xml:space="preserve">“Timeless documentation”</w:t>
+      </w:r>
+      <w:r>
+        <w:t xml:space="preserve">)</w:t>
+      </w:r>
+      <w:r>
+        <w:t xml:space="preserve"> </w:t>
+      </w:r>
+      <w:r>
+        <w:t xml:space="preserve">and says of</w:t>
+      </w:r>
+      <w:r>
+        <w:t xml:space="preserve"> </w:t>
+      </w:r>
+      <w:r>
+        <w:t xml:space="preserve">“currently”</w:t>
+      </w:r>
+      <w:r>
+        <w:t xml:space="preserve">:</w:t>
+      </w:r>
+      <w:r>
+        <w:t xml:space="preserve"> </w:t>
+      </w:r>
+      <w:r>
+        <w:t xml:space="preserve">“Avoid because this word is implied”</w:t>
+      </w:r>
+      <w:r>
+        <w:t xml:space="preserve"> </w:t>
+      </w:r>
+      <w:r>
+        <w:t xml:space="preserve">(Google, n.d., entry</w:t>
+      </w:r>
+      <w:r>
+        <w:t xml:space="preserve"> </w:t>
+      </w:r>
+      <w:r>
+        <w:t xml:space="preserve">“currently”</w:t>
+      </w:r>
+      <w:r>
+        <w:t xml:space="preserve">)</w:t>
+      </w:r>
+      <w:r>
+        <w:t xml:space="preserve">.</w:t>
+      </w:r>
+      <w:r>
+        <w:t xml:space="preserve"> </w:t>
+      </w:r>
+      <w:r>
+        <w:t xml:space="preserve">Say which date, version or release the statement holds for.</w:t>
+      </w:r>
+    </w:p>
+    <w:p>
+      <w:pPr>
+        <w:pStyle w:val="BodyText"/>
+      </w:pPr>
+      <w:r>
+        <w:t xml:space="preserve">The guide does not list</w:t>
+      </w:r>
+      <w:r>
+        <w:t xml:space="preserve"> </w:t>
+      </w:r>
+      <w:r>
+        <w:t xml:space="preserve">“recently”</w:t>
+      </w:r>
+      <w:r>
+        <w:t xml:space="preserve">,</w:t>
+      </w:r>
+      <w:r>
+        <w:t xml:space="preserve"> </w:t>
+      </w:r>
+      <w:r>
+        <w:t xml:space="preserve">but it fails the same way.</w:t>
+      </w:r>
+      <w:r>
+        <w:t xml:space="preserve"> </w:t>
+      </w:r>
+      <w:r>
+        <w:t xml:space="preserve">In course notes it also fails when pages reorder,</w:t>
+      </w:r>
+      <w:r>
+        <w:t xml:space="preserve"> </w:t>
+      </w:r>
+      <w:r>
+        <w:t xml:space="preserve">because</w:t>
+      </w:r>
+      <w:r>
+        <w:t xml:space="preserve"> </w:t>
+      </w:r>
+      <w:r>
+        <w:t xml:space="preserve">“recently”</w:t>
+      </w:r>
+      <w:r>
+        <w:t xml:space="preserve"> </w:t>
+      </w:r>
+      <w:r>
+        <w:t xml:space="preserve">assumed an order of lectures that the page does not fix.</w:t>
+      </w:r>
+    </w:p>
+    <w:bookmarkStart w:id="39" w:name="exm-time-relative"/>
+    <w:p>
+      <w:pPr>
+        <w:pStyle w:val="BodyText"/>
+      </w:pPr>
+      <w:r>
+        <w:rPr>
+          <w:b/>
+          <w:bCs/>
+        </w:rPr>
+        <w:t xml:space="preserve">Example 4 (Replacing</w:t>
+      </w:r>
+      <w:r>
+        <w:rPr>
+          <w:b/>
+          <w:bCs/>
+        </w:rPr>
+        <w:t xml:space="preserve"> </w:t>
+      </w:r>
+      <w:r>
+        <w:rPr>
+          <w:b/>
+          <w:bCs/>
+        </w:rPr>
+        <w:t xml:space="preserve">“recently”</w:t>
+      </w:r>
+      <w:r>
+        <w:rPr>
+          <w:b/>
+          <w:bCs/>
+        </w:rPr>
+        <w:t xml:space="preserve"> </w:t>
+      </w:r>
+      <w:r>
+        <w:rPr>
+          <w:b/>
+          <w:bCs/>
+        </w:rPr>
+        <w:t xml:space="preserve">with a pointer)</w:t>
+      </w:r>
+      <w:r>
+        <w:t xml:space="preserve"> </w:t>
+      </w:r>
+      <w:r>
+        <w:t xml:space="preserve"> </w:t>
+      </w:r>
+    </w:p>
+    <w:p>
+      <w:pPr>
+        <w:pStyle w:val="BlockText"/>
+      </w:pPr>
+      <w:r>
+        <w:t xml:space="preserve">❌ A missing</w:t>
+      </w:r>
+      <w:r>
+        <w:t xml:space="preserve"> </w:t>
+      </w:r>
+      <w:r>
+        <w:rPr>
+          <w:i/>
+          <w:iCs/>
+        </w:rPr>
+        <w:t xml:space="preserve">that</w:t>
+      </w:r>
+      <w:r>
+        <w:t xml:space="preserve"> </w:t>
+      </w:r>
+      <w:r>
+        <w:t xml:space="preserve">is a common cause of garden-path sentences, as we recently saw.</w:t>
+      </w:r>
+    </w:p>
+    <w:p>
+      <w:pPr>
+        <w:pStyle w:val="BlockText"/>
+      </w:pPr>
+      <w:r>
+        <w:t xml:space="preserve">✅ A missing</w:t>
+      </w:r>
+      <w:r>
+        <w:t xml:space="preserve"> </w:t>
+      </w:r>
+      <w:r>
+        <w:rPr>
+          <w:i/>
+          <w:iCs/>
+        </w:rPr>
+        <w:t xml:space="preserve">that</w:t>
+      </w:r>
+      <w:r>
+        <w:t xml:space="preserve"> </w:t>
+      </w:r>
+      <w:r>
+        <w:t xml:space="preserve">is a common cause of garden-path sentences, as</w:t>
+      </w:r>
+      <w:r>
+        <w:t xml:space="preserve"> </w:t>
+      </w:r>
+      <w:hyperlink r:id="rId38">
+        <w:r>
+          <w:rPr>
+            <w:rStyle w:val="Hyperlink"/>
+          </w:rPr>
+          <w:t xml:space="preserve">Avoid garden-path sentences</w:t>
+        </w:r>
+      </w:hyperlink>
+      <w:r>
+        <w:t xml:space="preserve"> </w:t>
+      </w:r>
+      <w:r>
+        <w:t xml:space="preserve">shows.</w:t>
+      </w:r>
+    </w:p>
+    <w:bookmarkEnd w:id="39"/>
+    <w:bookmarkEnd w:id="40"/>
+    <w:bookmarkStart w:id="46" w:name="minimize-unnecessary-jargon"/>
+    <w:p>
+      <w:pPr>
+        <w:pStyle w:val="Heading2"/>
+      </w:pPr>
+      <w:r>
+        <w:t xml:space="preserve">11 Minimize unnecessary jargon</w:t>
       </w:r>
     </w:p>
     <w:p>
@@ -3045,7 +3872,7 @@
       <w:r>
         <w:t xml:space="preserve"> </w:t>
       </w:r>
-      <w:hyperlink r:id="rId35">
+      <w:hyperlink r:id="rId41">
         <w:r>
           <w:rPr>
             <w:rStyle w:val="Hyperlink"/>
@@ -3057,7 +3884,7 @@
         <w:t xml:space="preserve">).</w:t>
       </w:r>
     </w:p>
-    <w:bookmarkStart w:id="36" w:name="exm-jargon"/>
+    <w:bookmarkStart w:id="42" w:name="exm-jargon"/>
     <w:p>
       <w:pPr>
         <w:pStyle w:val="BodyText"/>
@@ -3067,7 +3894,7 @@
           <w:b/>
           <w:bCs/>
         </w:rPr>
-        <w:t xml:space="preserve">Example 3 (Replacing unnecessary jargon)</w:t>
+        <w:t xml:space="preserve">Example 5 (Replacing unnecessary jargon)</w:t>
       </w:r>
       <w:r>
         <w:t xml:space="preserve"> </w:t>
@@ -3106,7 +3933,7 @@
         <w:t xml:space="preserve">and it states what was actually done.</w:t>
       </w:r>
     </w:p>
-    <w:bookmarkEnd w:id="36"/>
+    <w:bookmarkEnd w:id="42"/>
     <w:p>
       <w:pPr>
         <w:pStyle w:val="BodyText"/>
@@ -3145,7 +3972,46 @@
         <w:t xml:space="preserve">define it clearly at first use.</w:t>
       </w:r>
     </w:p>
-    <w:bookmarkEnd w:id="37"/>
+    <w:bookmarkStart w:id="45" w:name="refs"/>
+    <w:bookmarkStart w:id="44" w:name="ref-google2025style"/>
+    <w:p>
+      <w:pPr>
+        <w:pStyle w:val="Bibliography"/>
+      </w:pPr>
+      <w:r>
+        <w:t xml:space="preserve">Google. n.d.</w:t>
+      </w:r>
+      <w:r>
+        <w:t xml:space="preserve"> </w:t>
+      </w:r>
+      <w:r>
+        <w:rPr>
+          <w:i/>
+          <w:iCs/>
+        </w:rPr>
+        <w:t xml:space="preserve">Google Developer Documentation Style Guide</w:t>
+      </w:r>
+      <w:r>
+        <w:t xml:space="preserve">. Web page.</w:t>
+      </w:r>
+      <w:r>
+        <w:t xml:space="preserve"> </w:t>
+      </w:r>
+      <w:hyperlink r:id="rId43">
+        <w:r>
+          <w:rPr>
+            <w:rStyle w:val="Hyperlink"/>
+          </w:rPr>
+          <w:t xml:space="preserve">https://developers.google.com/style</w:t>
+        </w:r>
+      </w:hyperlink>
+      <w:r>
+        <w:t xml:space="preserve">.</w:t>
+      </w:r>
+    </w:p>
+    <w:bookmarkEnd w:id="44"/>
+    <w:bookmarkEnd w:id="45"/>
+    <w:bookmarkEnd w:id="46"/>
     <w:sectPr>
       <w:footnotePr>
         <w:numRestart w:val="eachSect"/>

--- a/pr-preview/pr-423/chapters/word-choice.docx
+++ b/pr-preview/pr-423/chapters/word-choice.docx
@@ -15,7 +15,7 @@
         <w:pStyle w:val="Date"/>
       </w:pPr>
       <w:r>
-        <w:t xml:space="preserve">Last modified: 2026-10-29 14:36:23 (PDT)</w:t>
+        <w:t xml:space="preserve">Last modified: 2026-10-29 15:26:12 (PDT)</w:t>
       </w:r>
     </w:p>
     <w:tbl>
